--- a/hub/files/Case1.docx
+++ b/hub/files/Case1.docx
@@ -71,7 +71,7 @@
                 <w:b/>
                 <w:sz w:val="19"/>
               </w:rPr>
-              <w:t xml:space="preserve"> (every team; I present this case as the format demonstration)</w:t>
+              <w:t xml:space="preserve"> (every student, individual; I present this case as the format demonstration)</w:t>
             </w:r>
           </w:p>
         </w:tc>
@@ -109,7 +109,7 @@
               <w:rPr>
                 <w:sz w:val="19"/>
               </w:rPr>
-              <w:t>Mon Sep 14, start of class (worksheet, all teams); I present the case in person that day as the demo for Cases 2–6</w:t>
+              <w:t>Mon Sep 14, start of class (write-up, every student); I present the case in person that day as the demo for Cases 2–6</w:t>
             </w:r>
           </w:p>
         </w:tc>
@@ -147,7 +147,7 @@
               <w:rPr>
                 <w:sz w:val="19"/>
               </w:rPr>
-              <w:t>Team</w:t>
+              <w:t>Individual write-up</w:t>
             </w:r>
           </w:p>
         </w:tc>
@@ -185,7 +185,20 @@
               <w:rPr>
                 <w:sz w:val="19"/>
               </w:rPr>
-              <w:t>Canvas — this doc's worksheet filled (one PDF per team)</w:t>
+              <w:t xml:space="preserve">Canvas — this doc filled (Box A, Box B, Box C), </w:t>
+            </w:r>
+            <w:r>
+              <w:rPr>
+                <w:b/>
+                <w:sz w:val="19"/>
+              </w:rPr>
+              <w:t>.docx</w:t>
+            </w:r>
+            <w:r>
+              <w:rPr>
+                <w:sz w:val="19"/>
+              </w:rPr>
+              <w:t>, one per student</w:t>
             </w:r>
           </w:p>
         </w:tc>
@@ -253,7 +266,16 @@
     </w:p>
     <w:p>
       <w:r>
-        <w:t xml:space="preserve">*Voice-first prep: after reading the case yourself, talk it through with the </w:t>
+        <w:t xml:space="preserve">*Three boxes, in order: </w:t>
+      </w:r>
+      <w:r>
+        <w:rPr>
+          <w:b/>
+        </w:rPr>
+        <w:t>Box A</w:t>
+      </w:r>
+      <w:r>
+        <w:t xml:space="preserve"> (your first take, before the tutor) → the </w:t>
       </w:r>
       <w:r>
         <w:rPr>
@@ -262,7 +284,7 @@
         <w:t>AI voice tutor</w:t>
       </w:r>
       <w:r>
-        <w:t xml:space="preserve"> (ChatGPT voice mode; starter prompt below) with the assigned textbook chapter — </w:t>
+        <w:t xml:space="preserve"> session (ChatGPT voice mode; starter prompt below; the assigned chapter — </w:t>
       </w:r>
       <w:r>
         <w:rPr>
@@ -271,7 +293,25 @@
         <w:t>Ch. 2, The Marketing Research Process</w:t>
       </w:r>
       <w:r>
-        <w:t xml:space="preserve"> — in hand as context. The tutor quizzes and challenges rather than answering. Disclose the session in the AI reflection.*</w:t>
+        <w:t xml:space="preserve"> — in hand) → </w:t>
+      </w:r>
+      <w:r>
+        <w:rPr>
+          <w:b/>
+        </w:rPr>
+        <w:t>Box B</w:t>
+      </w:r>
+      <w:r>
+        <w:t xml:space="preserve"> (your answer after the tutor) → </w:t>
+      </w:r>
+      <w:r>
+        <w:rPr>
+          <w:b/>
+        </w:rPr>
+        <w:t>Box C</w:t>
+      </w:r>
+      <w:r>
+        <w:t xml:space="preserve"> (what changed, plus the transcript link). Individual work. The tutor quizzes and challenges rather than answering.*</w:t>
       </w:r>
     </w:p>
     <w:p>
@@ -279,7 +319,16 @@
         <w:pStyle w:val="ListNumber"/>
       </w:pPr>
       <w:r>
-        <w:t>Read the case (Appendix A) individually, then discuss as a team before consulting AI.</w:t>
+        <w:t xml:space="preserve">Read the case (Appendix A) individually, then fill </w:t>
+      </w:r>
+      <w:r>
+        <w:rPr>
+          <w:b/>
+        </w:rPr>
+        <w:t>Box A</w:t>
+      </w:r>
+      <w:r>
+        <w:t xml:space="preserve"> — your first take, before the tutor (10–15 min; rough is fine).</w:t>
       </w:r>
     </w:p>
     <w:p>
@@ -355,7 +404,25 @@
         <w:pStyle w:val="ListNumber"/>
       </w:pPr>
       <w:r>
-        <w:t>Fill the worksheet (Appendix B). Then watch my demo closely — it models exactly what your team's own case presentation (Cases 2–6) must do: teach the case's key idea clearly, and add at least one thing the Monday lecture and the textbook chapter don't cover.</w:t>
+        <w:t xml:space="preserve">Run the voice session (one push minimum), then fill </w:t>
+      </w:r>
+      <w:r>
+        <w:rPr>
+          <w:b/>
+        </w:rPr>
+        <w:t>Box B</w:t>
+      </w:r>
+      <w:r>
+        <w:t xml:space="preserve"> and the </w:t>
+      </w:r>
+      <w:r>
+        <w:rPr>
+          <w:b/>
+        </w:rPr>
+        <w:t>Box C</w:t>
+      </w:r>
+      <w:r>
+        <w:t xml:space="preserve"> delta log (Appendix B). Then watch my demo closely — it models exactly what your team's case presentation (Cases 2–6) must do: teach the case's key idea clearly, and add at least one thing the Monday lecture and the textbook chapter don't cover.</w:t>
       </w:r>
     </w:p>
     <w:p>
@@ -377,7 +444,7 @@
         <w:t>Burns &amp; Veeck, *Marketing Research* (10th ed.), Ch. 2 — The Marketing Research Process</w:t>
       </w:r>
       <w:r>
-        <w:t xml:space="preserve"> open (eText or printout) during the session. Copy the prompt below into ChatGPT, switch to voice mode, and work the case out loud:</w:t>
+        <w:t xml:space="preserve"> open (eText or printout); if you have the chapter as a Word text file, attach it with the case. Fill Box A first, then paste the prompt below into ChatGPT, switch to voice mode, and work the case out loud:</w:t>
       </w:r>
     </w:p>
     <w:p>
@@ -389,7 +456,7 @@
           <w:i/>
           <w:sz w:val="19"/>
         </w:rPr>
-        <w:t>You are my marketing-research case tutor. I am preparing the attached mini-case for IBM 3302. I also have the assigned textbook chapter in front of me — when I cite it, push me to connect the concept to the case. Your rules: quiz me and challenge my positions with follow-up questions; never give me the answer outright; when I'm vague, demand the specific concept, variable, or decision rule; end by making me state my team's final answers out loud so I can write them down. Start by asking me what the case's core decision is.</w:t>
+        <w:t>You are my marketing-research case tutor for IBM 3302. The mini-case is attached and I have the assigned textbook chapter in front of me. I have written my first-take answers and will read them to you row by row. Rules: never give me the answer. Start by asking me the case's core decision, then quiz me on two case facts. For each row, ask one follow-up that tests whether I am using the chapter's concept correctly; push back hard on my weakest row at least once. Cite the chapter by section heading ("section Y"). After I defend a row through one or two rounds, say it is defensible enough and move on — good enough is my call. End by having me state my final answers out loud.</w:t>
       </w:r>
     </w:p>
     <w:p>
@@ -411,7 +478,16 @@
         <w:t xml:space="preserve">☐  </w:t>
       </w:r>
       <w:r>
-        <w:t>Filled worksheet (Appendix B) as one PDF — every team</w:t>
+        <w:t xml:space="preserve">This doc with Box A, Box B, and Box C filled — </w:t>
+      </w:r>
+      <w:r>
+        <w:rPr>
+          <w:b/>
+        </w:rPr>
+        <w:t>.docx</w:t>
+      </w:r>
+      <w:r>
+        <w:t>, one per student</w:t>
       </w:r>
     </w:p>
     <w:p>
@@ -425,7 +501,7 @@
         <w:t xml:space="preserve">☐  </w:t>
       </w:r>
       <w:r>
-        <w:t>AI reflection (below) answered at the end of the worksheet</w:t>
+        <w:t>Transcript link in Box C (Google Doc or Drive PDF, Anyone with the link — test it in a private window)</w:t>
       </w:r>
     </w:p>
     <w:p>
@@ -444,10 +520,10 @@
         <w:rPr>
           <w:b/>
         </w:rPr>
-        <w:t>Write-up (5 pts, every team including the presenters):</w:t>
+        <w:t>Write-up (5 pts, every student, individual):</w:t>
       </w:r>
       <w:r>
-        <w:t xml:space="preserve"> graded on the same instrument for all teams — 5 = complete and substantially correct, with a specific AI reflection · 3 = complete but generic or with major errors · 0–1 = missing or perfunctory. The rubric below is the one your team's Cases 2–6 presentation (20 pts) will be scored on; my demo models it.</w:t>
+        <w:t xml:space="preserve"> 5 = Box B complete and substantially correct against the key, Box A visibly earlier and rougher than B, Box C shows one real push with a tagged change or a reasoned "kept it", link opens · 3 = complete, but Box A mirrors B, Box C generic, or a major content error · 1 = a box or the link missing · 0 = not submitted. The rubric below is the one your team's Cases 2–6 presentation (20 pts) will be scored on; my demo models it.</w:t>
       </w:r>
     </w:p>
     <w:tbl>
@@ -798,7 +874,7 @@
               <w:rPr>
                 <w:sz w:val="19"/>
               </w:rPr>
-              <w:t>Human-first draft documented; the four reflection prompts answered specifically, not generically</w:t>
+              <w:t>Box A honestly earlier than Box B; Box C shows one real push with a tagged change or a reasoned rejection; transcript link opens</w:t>
             </w:r>
           </w:p>
         </w:tc>
@@ -810,7 +886,7 @@
         <w:pStyle w:val="Heading2"/>
       </w:pPr>
       <w:r>
-        <w:t>AI reflection (required)</w:t>
+        <w:t>Delta log (required)</w:t>
       </w:r>
     </w:p>
     <w:p>
@@ -818,35 +894,55 @@
         <w:rPr>
           <w:b/>
         </w:rPr>
-        <w:t>Human first.</w:t>
+        <w:t>Human first, then one push.</w:t>
       </w:r>
       <w:r>
-        <w:t xml:space="preserve"> Draft or plan this assignment yourselves before any AI touches it. That order is the point: it is the only way to see what AI actually adds — or quietly subtracts. Then use AI to improve your draft, and answer the four prompts below (2–4 sentences each, specific to THIS assignment):</w:t>
+        <w:t xml:space="preserve"> Write Box A before the tutor hears anything. In the session the tutor pushes back on at least one row; Box C records that push and what you did with it. Tag each change carried into Box B — </w:t>
       </w:r>
-    </w:p>
-    <w:p>
       <w:r>
-        <w:t>(a) The most important change we made after using AI was…</w:t>
+        <w:rPr>
+          <w:b/>
+        </w:rPr>
+        <w:t>[evidence]</w:t>
       </w:r>
-    </w:p>
-    <w:p>
       <w:r>
-        <w:t>(b) We accepted this change because…</w:t>
+        <w:t xml:space="preserve"> (missed case fact) · </w:t>
       </w:r>
-    </w:p>
-    <w:p>
       <w:r>
-        <w:t>(c) We rejected or substantially revised the AI suggestion that…</w:t>
+        <w:rPr>
+          <w:b/>
+        </w:rPr>
+        <w:t>[concept]</w:t>
       </w:r>
-    </w:p>
-    <w:p>
       <w:r>
-        <w:t>(d) One uncertainty or question that remains is…</w:t>
+        <w:t xml:space="preserve"> (term used loosely) · </w:t>
       </w:r>
-    </w:p>
-    <w:p>
       <w:r>
-        <w:t>List the tools you used and for what. Generic answers ("AI helped us improve clarity") score zero on this category; name the actual change.</w:t>
+        <w:rPr>
+          <w:b/>
+        </w:rPr>
+        <w:t>[structure]</w:t>
+      </w:r>
+      <w:r>
+        <w:t xml:space="preserve"> (row belongs elsewhere) · </w:t>
+      </w:r>
+      <w:r>
+        <w:rPr>
+          <w:b/>
+        </w:rPr>
+        <w:t>[wording]</w:t>
+      </w:r>
+      <w:r>
+        <w:t xml:space="preserve"> — and name one suggestion you rejected or pushed back on, with the reason. </w:t>
+      </w:r>
+      <w:r>
+        <w:rPr>
+          <w:b/>
+        </w:rPr>
+        <w:t>Stopping is your call:</w:t>
+      </w:r>
+      <w:r>
+        <w:t xml:space="preserve"> one or two defended rounds per row is the finish line, not the tutor's last objection. Paste a transcript link the grader can open. Generic entries ("AI improved my clarity") score zero here.</w:t>
       </w:r>
     </w:p>
     <w:p>
@@ -904,7 +1000,32 @@
         <w:pStyle w:val="Heading2"/>
       </w:pPr>
       <w:r>
-        <w:t>Appendix B — Worksheet (fill this out)</w:t>
+        <w:t>Appendix B — Worksheet: three boxes, in order</w:t>
+      </w:r>
+    </w:p>
+    <w:p>
+      <w:pPr>
+        <w:pStyle w:val="Heading3"/>
+      </w:pPr>
+      <w:r>
+        <w:t>Box A — My first take (before the tutor)</w:t>
+      </w:r>
+    </w:p>
+    <w:p>
+      <w:r>
+        <w:rPr>
+          <w:i/>
+        </w:rPr>
+        <w:t>Fill this from the case and the chapter only, before the voice session (10–15 min). Rough is fine: bullets, hedges, a guess you are unsure about. Do not edit it afterward — the grader compares it with Box B.</w:t>
+      </w:r>
+      <w:r>
+        <w:t xml:space="preserve"> </w:t>
+      </w:r>
+      <w:r>
+        <w:rPr>
+          <w:i/>
+        </w:rPr>
+        <w:t>If you did the Sep 9 workshop, Box A is what you had at the end of it.</w:t>
       </w:r>
     </w:p>
     <w:tbl>
@@ -954,7 +1075,7 @@
                 <w:b/>
                 <w:sz w:val="19"/>
               </w:rPr>
-              <w:t>Your team's answer</w:t>
+              <w:t>Your answer</w:t>
             </w:r>
           </w:p>
         </w:tc>
@@ -1340,11 +1461,19 @@
     </w:tbl>
     <w:p/>
     <w:p>
+      <w:pPr>
+        <w:pStyle w:val="Heading3"/>
+      </w:pPr>
+      <w:r>
+        <w:t>Box B — After the tutor</w:t>
+      </w:r>
+    </w:p>
+    <w:p>
       <w:r>
         <w:rPr>
-          <w:b/>
+          <w:i/>
         </w:rPr>
-        <w:t>AI reflection (a)–(d) + tools used:</w:t>
+        <w:t>Copy your Box A answers down and revise them after the session. This is the box graded against the answer key.</w:t>
       </w:r>
     </w:p>
     <w:tbl>
@@ -1394,7 +1523,7 @@
                 <w:b/>
                 <w:sz w:val="19"/>
               </w:rPr>
-              <w:t>Answer</w:t>
+              <w:t>Your answer</w:t>
             </w:r>
           </w:p>
         </w:tc>
@@ -1412,9 +1541,16 @@
             </w:r>
             <w:r>
               <w:rPr>
+                <w:b/>
                 <w:sz w:val="19"/>
               </w:rPr>
-              <w:t>(a) Most important change after AI</w:t>
+              <w:t>1. Management problem</w:t>
+            </w:r>
+            <w:r>
+              <w:rPr>
+                <w:sz w:val="19"/>
+              </w:rPr>
+              <w:t xml:space="preserve"> (1–2 sentences — the decision, not the symptom)</w:t>
             </w:r>
           </w:p>
         </w:tc>
@@ -1444,9 +1580,16 @@
             </w:r>
             <w:r>
               <w:rPr>
+                <w:b/>
                 <w:sz w:val="19"/>
               </w:rPr>
-              <w:t>(b) Why we accepted it</w:t>
+              <w:t>2. Major decisions</w:t>
+            </w:r>
+            <w:r>
+              <w:rPr>
+                <w:sz w:val="19"/>
+              </w:rPr>
+              <w:t xml:space="preserve"> (list each decision the expansion choice implies)</w:t>
             </w:r>
           </w:p>
         </w:tc>
@@ -1476,9 +1619,16 @@
             </w:r>
             <w:r>
               <w:rPr>
+                <w:b/>
                 <w:sz w:val="19"/>
               </w:rPr>
-              <w:t>(c) AI suggestion we rejected/revised</w:t>
+              <w:t>3. Information needed</w:t>
+            </w:r>
+            <w:r>
+              <w:rPr>
+                <w:sz w:val="19"/>
+              </w:rPr>
+              <w:t xml:space="preserve"> — Decision 1</w:t>
             </w:r>
           </w:p>
         </w:tc>
@@ -1508,9 +1658,16 @@
             </w:r>
             <w:r>
               <w:rPr>
+                <w:b/>
                 <w:sz w:val="19"/>
               </w:rPr>
-              <w:t>(d) Remaining uncertainty</w:t>
+              <w:t>3. Information needed</w:t>
+            </w:r>
+            <w:r>
+              <w:rPr>
+                <w:sz w:val="19"/>
+              </w:rPr>
+              <w:t xml:space="preserve"> — Decision 2</w:t>
             </w:r>
           </w:p>
         </w:tc>
@@ -1540,9 +1697,417 @@
             </w:r>
             <w:r>
               <w:rPr>
+                <w:b/>
                 <w:sz w:val="19"/>
               </w:rPr>
-              <w:t>Tools used, and for what</w:t>
+              <w:t>3. Information needed</w:t>
+            </w:r>
+            <w:r>
+              <w:rPr>
+                <w:sz w:val="19"/>
+              </w:rPr>
+              <w:t xml:space="preserve"> — Decision 3 (add rows as needed)</w:t>
+            </w:r>
+          </w:p>
+        </w:tc>
+        <w:tc>
+          <w:tcPr>
+            <w:tcW w:type="dxa" w:w="4968"/>
+          </w:tcPr>
+          <w:p>
+            <w:r>
+              <w:rPr>
+                <w:sz w:val="19"/>
+              </w:rPr>
+            </w:r>
+          </w:p>
+        </w:tc>
+      </w:tr>
+      <w:tr>
+        <w:tc>
+          <w:tcPr>
+            <w:tcW w:type="dxa" w:w="4968"/>
+          </w:tcPr>
+          <w:p>
+            <w:r>
+              <w:rPr>
+                <w:sz w:val="19"/>
+              </w:rPr>
+            </w:r>
+            <w:r>
+              <w:rPr>
+                <w:b/>
+                <w:sz w:val="19"/>
+              </w:rPr>
+              <w:t>4. Research objective 1</w:t>
+            </w:r>
+            <w:r>
+              <w:rPr>
+                <w:sz w:val="19"/>
+              </w:rPr>
+              <w:t xml:space="preserve"> (what the survey will measure, about whom)</w:t>
+            </w:r>
+          </w:p>
+        </w:tc>
+        <w:tc>
+          <w:tcPr>
+            <w:tcW w:type="dxa" w:w="4968"/>
+          </w:tcPr>
+          <w:p>
+            <w:r>
+              <w:rPr>
+                <w:sz w:val="19"/>
+              </w:rPr>
+            </w:r>
+          </w:p>
+        </w:tc>
+      </w:tr>
+      <w:tr>
+        <w:tc>
+          <w:tcPr>
+            <w:tcW w:type="dxa" w:w="4968"/>
+          </w:tcPr>
+          <w:p>
+            <w:r>
+              <w:rPr>
+                <w:sz w:val="19"/>
+              </w:rPr>
+            </w:r>
+            <w:r>
+              <w:rPr>
+                <w:b/>
+                <w:sz w:val="19"/>
+              </w:rPr>
+              <w:t>4. Research objective 2</w:t>
+            </w:r>
+          </w:p>
+        </w:tc>
+        <w:tc>
+          <w:tcPr>
+            <w:tcW w:type="dxa" w:w="4968"/>
+          </w:tcPr>
+          <w:p>
+            <w:r>
+              <w:rPr>
+                <w:sz w:val="19"/>
+              </w:rPr>
+            </w:r>
+          </w:p>
+        </w:tc>
+      </w:tr>
+      <w:tr>
+        <w:tc>
+          <w:tcPr>
+            <w:tcW w:type="dxa" w:w="4968"/>
+          </w:tcPr>
+          <w:p>
+            <w:r>
+              <w:rPr>
+                <w:sz w:val="19"/>
+              </w:rPr>
+            </w:r>
+            <w:r>
+              <w:rPr>
+                <w:b/>
+                <w:sz w:val="19"/>
+              </w:rPr>
+              <w:t>4. Research objective 3</w:t>
+            </w:r>
+          </w:p>
+        </w:tc>
+        <w:tc>
+          <w:tcPr>
+            <w:tcW w:type="dxa" w:w="4968"/>
+          </w:tcPr>
+          <w:p>
+            <w:r>
+              <w:rPr>
+                <w:sz w:val="19"/>
+              </w:rPr>
+            </w:r>
+          </w:p>
+        </w:tc>
+      </w:tr>
+      <w:tr>
+        <w:tc>
+          <w:tcPr>
+            <w:tcW w:type="dxa" w:w="4968"/>
+          </w:tcPr>
+          <w:p>
+            <w:r>
+              <w:rPr>
+                <w:sz w:val="19"/>
+              </w:rPr>
+            </w:r>
+            <w:r>
+              <w:rPr>
+                <w:b/>
+                <w:sz w:val="19"/>
+              </w:rPr>
+              <w:t>4. Research objective 4</w:t>
+            </w:r>
+            <w:r>
+              <w:rPr>
+                <w:sz w:val="19"/>
+              </w:rPr>
+              <w:t xml:space="preserve"> (optional)</w:t>
+            </w:r>
+          </w:p>
+        </w:tc>
+        <w:tc>
+          <w:tcPr>
+            <w:tcW w:type="dxa" w:w="4968"/>
+          </w:tcPr>
+          <w:p>
+            <w:r>
+              <w:rPr>
+                <w:sz w:val="19"/>
+              </w:rPr>
+            </w:r>
+          </w:p>
+        </w:tc>
+      </w:tr>
+      <w:tr>
+        <w:tc>
+          <w:tcPr>
+            <w:tcW w:type="dxa" w:w="4968"/>
+          </w:tcPr>
+          <w:p>
+            <w:r>
+              <w:rPr>
+                <w:sz w:val="19"/>
+              </w:rPr>
+            </w:r>
+            <w:r>
+              <w:rPr>
+                <w:b/>
+                <w:sz w:val="19"/>
+              </w:rPr>
+              <w:t>Recommendation</w:t>
+            </w:r>
+            <w:r>
+              <w:rPr>
+                <w:sz w:val="19"/>
+              </w:rPr>
+              <w:t xml:space="preserve"> — should he research first or just build? Why?</w:t>
+            </w:r>
+          </w:p>
+        </w:tc>
+        <w:tc>
+          <w:tcPr>
+            <w:tcW w:type="dxa" w:w="4968"/>
+          </w:tcPr>
+          <w:p>
+            <w:r>
+              <w:rPr>
+                <w:sz w:val="19"/>
+              </w:rPr>
+            </w:r>
+          </w:p>
+        </w:tc>
+      </w:tr>
+    </w:tbl>
+    <w:p/>
+    <w:p>
+      <w:pPr>
+        <w:pStyle w:val="Heading3"/>
+      </w:pPr>
+      <w:r>
+        <w:t>Box C — Delta log</w:t>
+      </w:r>
+    </w:p>
+    <w:tbl>
+      <w:tblPr>
+        <w:tblStyle w:val="TableGrid"/>
+        <w:tblW w:type="auto" w:w="0"/>
+        <w:tblLook w:firstColumn="1" w:firstRow="1" w:lastColumn="0" w:lastRow="0" w:noHBand="0" w:noVBand="1" w:val="04A0"/>
+      </w:tblPr>
+      <w:tblGrid>
+        <w:gridCol w:w="4968"/>
+        <w:gridCol w:w="4968"/>
+      </w:tblGrid>
+      <w:tr>
+        <w:tc>
+          <w:tcPr>
+            <w:tcW w:type="dxa" w:w="4968"/>
+          </w:tcPr>
+          <w:p>
+            <w:r>
+              <w:rPr>
+                <w:b/>
+                <w:sz w:val="19"/>
+              </w:rPr>
+            </w:r>
+            <w:r>
+              <w:rPr>
+                <w:b/>
+                <w:sz w:val="19"/>
+              </w:rPr>
+              <w:t>Prompt</w:t>
+            </w:r>
+          </w:p>
+        </w:tc>
+        <w:tc>
+          <w:tcPr>
+            <w:tcW w:type="dxa" w:w="4968"/>
+          </w:tcPr>
+          <w:p>
+            <w:r>
+              <w:rPr>
+                <w:b/>
+                <w:sz w:val="19"/>
+              </w:rPr>
+            </w:r>
+            <w:r>
+              <w:rPr>
+                <w:b/>
+                <w:sz w:val="19"/>
+              </w:rPr>
+              <w:t>Your answer (≤ 60 words each)</w:t>
+            </w:r>
+          </w:p>
+        </w:tc>
+      </w:tr>
+      <w:tr>
+        <w:tc>
+          <w:tcPr>
+            <w:tcW w:type="dxa" w:w="4968"/>
+          </w:tcPr>
+          <w:p>
+            <w:r>
+              <w:rPr>
+                <w:sz w:val="19"/>
+              </w:rPr>
+            </w:r>
+            <w:r>
+              <w:rPr>
+                <w:b/>
+                <w:sz w:val="19"/>
+              </w:rPr>
+              <w:t>1. The push</w:t>
+            </w:r>
+            <w:r>
+              <w:rPr>
+                <w:sz w:val="19"/>
+              </w:rPr>
+              <w:t xml:space="preserve"> — what the tutor challenged, and where you decided your answer was good enough and stopped</w:t>
+            </w:r>
+          </w:p>
+        </w:tc>
+        <w:tc>
+          <w:tcPr>
+            <w:tcW w:type="dxa" w:w="4968"/>
+          </w:tcPr>
+          <w:p>
+            <w:r>
+              <w:rPr>
+                <w:sz w:val="19"/>
+              </w:rPr>
+            </w:r>
+          </w:p>
+        </w:tc>
+      </w:tr>
+      <w:tr>
+        <w:tc>
+          <w:tcPr>
+            <w:tcW w:type="dxa" w:w="4968"/>
+          </w:tcPr>
+          <w:p>
+            <w:r>
+              <w:rPr>
+                <w:sz w:val="19"/>
+              </w:rPr>
+            </w:r>
+            <w:r>
+              <w:rPr>
+                <w:b/>
+                <w:sz w:val="19"/>
+              </w:rPr>
+              <w:t>2. What changed A → B</w:t>
+            </w:r>
+            <w:r>
+              <w:rPr>
+                <w:sz w:val="19"/>
+              </w:rPr>
+              <w:t xml:space="preserve"> — one tag per change: [evidence] [concept] [structure] [wording]; or "nothing changed, because…"</w:t>
+            </w:r>
+          </w:p>
+        </w:tc>
+        <w:tc>
+          <w:tcPr>
+            <w:tcW w:type="dxa" w:w="4968"/>
+          </w:tcPr>
+          <w:p>
+            <w:r>
+              <w:rPr>
+                <w:sz w:val="19"/>
+              </w:rPr>
+            </w:r>
+          </w:p>
+        </w:tc>
+      </w:tr>
+      <w:tr>
+        <w:tc>
+          <w:tcPr>
+            <w:tcW w:type="dxa" w:w="4968"/>
+          </w:tcPr>
+          <w:p>
+            <w:r>
+              <w:rPr>
+                <w:sz w:val="19"/>
+              </w:rPr>
+            </w:r>
+            <w:r>
+              <w:rPr>
+                <w:b/>
+                <w:sz w:val="19"/>
+              </w:rPr>
+              <w:t>3. A suggestion I rejected or pushed back on, and why</w:t>
+            </w:r>
+            <w:r>
+              <w:rPr>
+                <w:sz w:val="19"/>
+              </w:rPr>
+              <w:t xml:space="preserve"> — if none, write "none" and name what you checked against the chapter</w:t>
+            </w:r>
+          </w:p>
+        </w:tc>
+        <w:tc>
+          <w:tcPr>
+            <w:tcW w:type="dxa" w:w="4968"/>
+          </w:tcPr>
+          <w:p>
+            <w:r>
+              <w:rPr>
+                <w:sz w:val="19"/>
+              </w:rPr>
+            </w:r>
+          </w:p>
+        </w:tc>
+      </w:tr>
+      <w:tr>
+        <w:tc>
+          <w:tcPr>
+            <w:tcW w:type="dxa" w:w="4968"/>
+          </w:tcPr>
+          <w:p>
+            <w:r>
+              <w:rPr>
+                <w:sz w:val="19"/>
+              </w:rPr>
+            </w:r>
+            <w:r>
+              <w:rPr>
+                <w:b/>
+                <w:sz w:val="19"/>
+              </w:rPr>
+              <w:t>4. Transcript link</w:t>
+            </w:r>
+            <w:r>
+              <w:rPr>
+                <w:sz w:val="19"/>
+              </w:rPr>
+              <w:t xml:space="preserve"> — Google Doc (scroll to the top, select all, paste without formatting, share as Anyone with the link) or a Drive link to the printed PDF. Not a chatgpt.com/c/ URL, not OneDrive, not a summary</w:t>
             </w:r>
           </w:p>
         </w:tc>

--- a/hub/files/Case1.docx
+++ b/hub/files/Case1.docx
@@ -435,7 +435,13 @@
     </w:p>
     <w:p>
       <w:r>
-        <w:t xml:space="preserve">Have </w:t>
+        <w:rPr>
+          <w:b/>
+        </w:rPr>
+        <w:t>Nothing to upload.</w:t>
+      </w:r>
+      <w:r>
+        <w:t xml:space="preserve"> The case is inside the prompt below. The only material you may attach is the textbook chapter — </w:t>
       </w:r>
       <w:r>
         <w:rPr>
@@ -444,7 +450,7 @@
         <w:t>Burns &amp; Veeck, *Marketing Research* (10th ed.), Ch. 2 — The Marketing Research Process</w:t>
       </w:r>
       <w:r>
-        <w:t xml:space="preserve"> open (eText or printout); if you have the chapter as a Word text file, attach it with the case. Fill Box A first, then paste the prompt below into ChatGPT, switch to voice mode, and work the case out loud:</w:t>
+        <w:t xml:space="preserve"> — which is copyrighted and not posted anywhere: open it through your own eText account (Instant Access), and if you want the tutor to read it, paste the chapter text into a Word file and attach that. Fill Box A first, then paste the whole block below into ChatGPT, switch to voice mode, and work the case out loud:</w:t>
       </w:r>
     </w:p>
     <w:p>
@@ -456,7 +462,45 @@
           <w:i/>
           <w:sz w:val="19"/>
         </w:rPr>
-        <w:t>You are my marketing-research case tutor for IBM 3302. The mini-case is attached and I have the assigned textbook chapter in front of me. I have written my first-take answers and will read them to you row by row. Rules: never give me the answer. Start by asking me the case's core decision, then quiz me on two case facts. For each row, ask one follow-up that tests whether I am using the chapter's concept correctly; push back hard on my weakest row at least once. Cite the chapter by section heading ("section Y"). After I defend a row through one or two rounds, say it is defensible enough and move on — good enough is my call. End by having me state my final answers out loud.</w:t>
+        <w:t>You are my marketing-research case tutor for IBM 3302. Here is the mini-case, in full: A used book dealer with a small store in downtown Pomona is considering expanding. The shop occupies a small and crowded storefront space at the street level. The book dealer wonders whether he should expand to the second floor by adding a staircase and additional selling space upstairs.</w:t>
+      </w:r>
+    </w:p>
+    <w:p>
+      <w:pPr>
+        <w:ind w:left="432"/>
+      </w:pPr>
+      <w:r>
+        <w:rPr>
+          <w:i/>
+          <w:sz w:val="19"/>
+        </w:rPr>
+        <w:t>1. What is the overall management problem? 2. What are the major decisions this book dealer needs to make? 3. What information does the book dealer need to make these decisions? 4. If you were conducting a survey to help this book dealer make these decisions, what research objectives should you have for the survey?</w:t>
+      </w:r>
+    </w:p>
+    <w:p>
+      <w:pPr>
+        <w:ind w:left="432"/>
+      </w:pPr>
+      <w:r>
+        <w:rPr>
+          <w:i/>
+          <w:sz w:val="19"/>
+        </w:rPr>
+        <w:t xml:space="preserve">I have the assigned textbook chapter (Burns &amp; Veeck, </w:t>
+      </w:r>
+      <w:r>
+        <w:rPr>
+          <w:i/>
+          <w:sz w:val="19"/>
+        </w:rPr>
+        <w:t>Marketing Research</w:t>
+      </w:r>
+      <w:r>
+        <w:rPr>
+          <w:i/>
+          <w:sz w:val="19"/>
+        </w:rPr>
+        <w:t xml:space="preserve"> (10th ed.), Ch. 2 — The Marketing Research Process) in front of me and may attach its text. I have written my first-take answers and will read them to you row by row. Rules: never give me the answer. Start by asking me the case's core decision, then quiz me on two facts from the case above. For each row, ask one follow-up that tests whether I am using the chapter's concept correctly; push back hard on my weakest row at least once. Cite the chapter by section heading ("section Y"). After I defend a row through one or two rounds, say it is defensible enough and move on — good enough is my call. End by having me state my final answers out loud.</w:t>
       </w:r>
     </w:p>
     <w:p>

--- a/hub/files/Case1.docx
+++ b/hub/files/Case1.docx
@@ -109,7 +109,7 @@
               <w:rPr>
                 <w:sz w:val="19"/>
               </w:rPr>
-              <w:t>Mon Sep 14, start of class (write-up, every student); I present the case in person that day as the demo for Cases 2–6</w:t>
+              <w:t>Write-up: Sun Sep 13, 11:59 PM Pacific (every student); instructor demo Mon Sep 14 in class</w:t>
             </w:r>
           </w:p>
         </w:tc>

--- a/hub/files/Case1.docx
+++ b/hub/files/Case1.docx
@@ -316,8 +316,12 @@
     </w:p>
     <w:p>
       <w:pPr>
-        <w:pStyle w:val="ListNumber"/>
+        <w:ind w:left="432" w:hanging="432"/>
       </w:pPr>
+      <w:r>
+        <w:t>1.</w:t>
+        <w:tab/>
+      </w:r>
       <w:r>
         <w:t xml:space="preserve">Read the case (Appendix A) individually, then fill </w:t>
       </w:r>
@@ -333,8 +337,12 @@
     </w:p>
     <w:p>
       <w:pPr>
-        <w:pStyle w:val="ListNumber"/>
+        <w:ind w:left="432" w:hanging="432"/>
       </w:pPr>
+      <w:r>
+        <w:t>2.</w:t>
+        <w:tab/>
+      </w:r>
       <w:r>
         <w:t xml:space="preserve">State the </w:t>
       </w:r>
@@ -350,8 +358,12 @@
     </w:p>
     <w:p>
       <w:pPr>
-        <w:pStyle w:val="ListNumber"/>
+        <w:ind w:left="432" w:hanging="432"/>
       </w:pPr>
+      <w:r>
+        <w:t>3.</w:t>
+        <w:tab/>
+      </w:r>
       <w:r>
         <w:t xml:space="preserve">List the </w:t>
       </w:r>
@@ -367,8 +379,12 @@
     </w:p>
     <w:p>
       <w:pPr>
-        <w:pStyle w:val="ListNumber"/>
+        <w:ind w:left="432" w:hanging="432"/>
       </w:pPr>
+      <w:r>
+        <w:t>4.</w:t>
+        <w:tab/>
+      </w:r>
       <w:r>
         <w:t xml:space="preserve">For each decision, list the </w:t>
       </w:r>
@@ -384,8 +400,12 @@
     </w:p>
     <w:p>
       <w:pPr>
-        <w:pStyle w:val="ListNumber"/>
+        <w:ind w:left="432" w:hanging="432"/>
       </w:pPr>
+      <w:r>
+        <w:t>5.</w:t>
+        <w:tab/>
+      </w:r>
       <w:r>
         <w:t xml:space="preserve">Translate the information needs into </w:t>
       </w:r>
@@ -401,8 +421,12 @@
     </w:p>
     <w:p>
       <w:pPr>
-        <w:pStyle w:val="ListNumber"/>
+        <w:ind w:left="432" w:hanging="432"/>
       </w:pPr>
+      <w:r>
+        <w:t>6.</w:t>
+        <w:tab/>
+      </w:r>
       <w:r>
         <w:t xml:space="preserve">Run the voice session (one push minimum), then fill </w:t>
       </w:r>
@@ -567,7 +591,7 @@
         <w:t>Write-up (5 pts, every student, individual):</w:t>
       </w:r>
       <w:r>
-        <w:t xml:space="preserve"> 5 = Box B complete and substantially correct against the key, Box A visibly earlier and rougher than B, Box C shows one real push with a tagged change or a reasoned "kept it", link opens · 3 = complete, but Box A mirrors B, Box C generic, or a major content error · 1 = a box or the link missing · 0 = not submitted. The rubric below is the one your team's Cases 2–6 presentation (20 pts) will be scored on; my demo models it.</w:t>
+        <w:t xml:space="preserve"> 5 = Box B complete and substantially correct against the key, Box A visibly earlier and rougher than B, Box C shows one real push with a tagged change or a reasoned "kept it", link opens · 3 = complete, but Box A mirrors B, Box C generic, or a major content error · 1 = a box or the link missing · 0 = not submitted. The rubric below is the one your team's Cases 2–6 presentation (10 pts) will be scored on; my demo models it.</w:t>
       </w:r>
     </w:p>
     <w:tbl>
@@ -1009,32 +1033,48 @@
     </w:p>
     <w:p>
       <w:pPr>
-        <w:pStyle w:val="ListNumber"/>
+        <w:ind w:left="432" w:hanging="432"/>
       </w:pPr>
+      <w:r>
+        <w:t>1.</w:t>
+        <w:tab/>
+      </w:r>
       <w:r>
         <w:t>What is the overall management problem?</w:t>
       </w:r>
     </w:p>
     <w:p>
       <w:pPr>
-        <w:pStyle w:val="ListNumber"/>
+        <w:ind w:left="432" w:hanging="432"/>
       </w:pPr>
+      <w:r>
+        <w:t>2.</w:t>
+        <w:tab/>
+      </w:r>
       <w:r>
         <w:t>What are the major decisions this book dealer needs to make?</w:t>
       </w:r>
     </w:p>
     <w:p>
       <w:pPr>
-        <w:pStyle w:val="ListNumber"/>
+        <w:ind w:left="432" w:hanging="432"/>
       </w:pPr>
+      <w:r>
+        <w:t>3.</w:t>
+        <w:tab/>
+      </w:r>
       <w:r>
         <w:t>What information does the book dealer need to make these decisions?</w:t>
       </w:r>
     </w:p>
     <w:p>
       <w:pPr>
-        <w:pStyle w:val="ListNumber"/>
+        <w:ind w:left="432" w:hanging="432"/>
       </w:pPr>
+      <w:r>
+        <w:t>4.</w:t>
+        <w:tab/>
+      </w:r>
       <w:r>
         <w:t>If you were conducting a survey to help this book dealer make these decisions, what research objectives should you have for the survey?</w:t>
       </w:r>

--- a/hub/files/Case1.docx
+++ b/hub/files/Case1.docx
@@ -205,6 +205,35 @@
       </w:tr>
     </w:tbl>
     <w:p/>
+    <w:p>
+      <w:r>
+        <w:rPr>
+          <w:b/>
+        </w:rPr>
+        <w:t>Two different things each week.</w:t>
+      </w:r>
+      <w:r>
+        <w:t xml:space="preserve"> </w:t>
+      </w:r>
+      <w:r>
+        <w:rPr>
+          <w:i/>
+        </w:rPr>
+        <w:t>Everyone</w:t>
+      </w:r>
+      <w:r>
+        <w:t xml:space="preserve"> writes up </w:t>
+      </w:r>
+      <w:r>
+        <w:rPr>
+          <w:i/>
+        </w:rPr>
+        <w:t>this</w:t>
+      </w:r>
+      <w:r>
+        <w:t xml:space="preserve"> case. One team presents the case named in its Canvas group ("Team N presents Case N+1"); the group name never changes which write-up is due.</w:t>
+      </w:r>
+    </w:p>
     <w:p>
       <w:r>
         <w:rPr>

--- a/hub/files/Case1.docx
+++ b/hub/files/Case1.docx
@@ -185,7 +185,20 @@
               <w:rPr>
                 <w:sz w:val="19"/>
               </w:rPr>
-              <w:t xml:space="preserve">Canvas — this doc filled (Box A, Box B, Box C), </w:t>
+              <w:t xml:space="preserve">Canvas — </w:t>
+            </w:r>
+            <w:r>
+              <w:rPr>
+                <w:b/>
+                <w:sz w:val="19"/>
+              </w:rPr>
+              <w:t>two files in one submission</w:t>
+            </w:r>
+            <w:r>
+              <w:rPr>
+                <w:sz w:val="19"/>
+              </w:rPr>
+              <w:t xml:space="preserve">, one set per student: (1) this doc filled (Box A, Box B, Box C), </w:t>
             </w:r>
             <w:r>
               <w:rPr>
@@ -198,7 +211,33 @@
               <w:rPr>
                 <w:sz w:val="19"/>
               </w:rPr>
-              <w:t>, one per student</w:t>
+              <w:t xml:space="preserve">; (2) your tutor </w:t>
+            </w:r>
+            <w:r>
+              <w:rPr>
+                <w:b/>
+                <w:sz w:val="19"/>
+              </w:rPr>
+              <w:t>transcript</w:t>
+            </w:r>
+            <w:r>
+              <w:rPr>
+                <w:sz w:val="19"/>
+              </w:rPr>
+              <w:t xml:space="preserve"> as a second file (</w:t>
+            </w:r>
+            <w:r>
+              <w:rPr>
+                <w:b/>
+                <w:sz w:val="19"/>
+              </w:rPr>
+              <w:t>.docx or .pdf</w:t>
+            </w:r>
+            <w:r>
+              <w:rPr>
+                <w:sz w:val="19"/>
+              </w:rPr>
+              <w:t>, the whole chat pasted from the top)</w:t>
             </w:r>
           </w:p>
         </w:tc>
@@ -340,7 +379,7 @@
         <w:t>Box C</w:t>
       </w:r>
       <w:r>
-        <w:t xml:space="preserve"> (what changed, plus the transcript link). Individual work. The tutor quizzes and challenges rather than answering.*</w:t>
+        <w:t xml:space="preserve"> (what changed) + your transcript as a second file. Individual work. The tutor quizzes and challenges rather than answering.*</w:t>
       </w:r>
     </w:p>
     <w:p>
@@ -598,7 +637,16 @@
         <w:t xml:space="preserve">☐  </w:t>
       </w:r>
       <w:r>
-        <w:t>Transcript link in Box C (Google Doc or Drive PDF, Anyone with the link — test it in a private window)</w:t>
+        <w:t xml:space="preserve">Your tutor transcript as a </w:t>
+      </w:r>
+      <w:r>
+        <w:rPr>
+          <w:b/>
+        </w:rPr>
+        <w:t>second file</w:t>
+      </w:r>
+      <w:r>
+        <w:t xml:space="preserve"> in the same submission (.docx or .pdf; scroll to the very top of the chat before select-all). Not a link, not a summary</w:t>
       </w:r>
     </w:p>
     <w:p>
@@ -971,7 +1019,7 @@
               <w:rPr>
                 <w:sz w:val="19"/>
               </w:rPr>
-              <w:t>Box A honestly earlier than Box B; Box C shows one real push with a tagged change or a reasoned rejection; transcript link opens</w:t>
+              <w:t>Box A honestly earlier than Box B; Box C shows one real push with a tagged change or a reasoned rejection; transcript file attached and complete</w:t>
             </w:r>
           </w:p>
         </w:tc>
@@ -1039,7 +1087,7 @@
         <w:t>Stopping is your call:</w:t>
       </w:r>
       <w:r>
-        <w:t xml:space="preserve"> one or two defended rounds per row is the finish line, not the tutor's last objection. Paste a transcript link the grader can open. Generic entries ("AI improved my clarity") score zero here.</w:t>
+        <w:t xml:space="preserve"> one or two defended rounds per row is the finish line, not the tutor's last objection. Attach the full transcript as a second file. Generic entries ("AI improved my clarity") score zero here.</w:t>
       </w:r>
     </w:p>
     <w:p>
@@ -2214,13 +2262,13 @@
                 <w:b/>
                 <w:sz w:val="19"/>
               </w:rPr>
-              <w:t>4. Transcript link</w:t>
+              <w:t>4. Transcript</w:t>
             </w:r>
             <w:r>
               <w:rPr>
                 <w:sz w:val="19"/>
               </w:rPr>
-              <w:t xml:space="preserve"> — Google Doc (scroll to the top, select all, paste without formatting, share as Anyone with the link) or a Drive link to the printed PDF. Not a chatgpt.com/c/ URL, not OneDrive, not a summary</w:t>
+              <w:t xml:space="preserve"> — attached as the second file in this submission (.docx or .pdf, whole chat pasted from the top). Write the filename here</w:t>
             </w:r>
           </w:p>
         </w:tc>

--- a/hub/files/Case1.docx
+++ b/hub/files/Case1.docx
@@ -668,7 +668,7 @@
         <w:t>Write-up (5 pts, every student, individual):</w:t>
       </w:r>
       <w:r>
-        <w:t xml:space="preserve"> 5 = Box B complete and substantially correct against the key, Box A visibly earlier and rougher than B, Box C shows one real push with a tagged change or a reasoned "kept it", link opens · 3 = complete, but Box A mirrors B, Box C generic, or a major content error · 1 = a box or the link missing · 0 = not submitted. The rubric below is the one your team's Cases 2–6 presentation (10 pts) will be scored on; my demo models it.</w:t>
+        <w:t xml:space="preserve"> 5 = Box B complete and substantially correct against the key, Box A visibly earlier and rougher than B, Box C shows one real push with a tagged change or a reasoned "kept it", link opens · 3 = complete, but Box A mirrors B, Box C generic, or a major content error · 1 = a box or the link missing · 0 = missing, or submitted after the key is released. The rubric below is the one your team's Cases 2–6 presentation (10 pts) will be scored on; my demo models it.</w:t>
       </w:r>
     </w:p>
     <w:tbl>

--- a/hub/files/Case1.docx
+++ b/hub/files/Case1.docx
@@ -231,7 +231,7 @@
                 <w:b/>
                 <w:sz w:val="19"/>
               </w:rPr>
-              <w:t>.docx or .pdf</w:t>
+              <w:t>.docx</w:t>
             </w:r>
             <w:r>
               <w:rPr>
@@ -646,7 +646,7 @@
         <w:t>second file</w:t>
       </w:r>
       <w:r>
-        <w:t xml:space="preserve"> in the same submission (.docx or .pdf; scroll to the very top of the chat before select-all). Not a link, not a summary</w:t>
+        <w:t xml:space="preserve"> in the same submission (.docx; scroll to the very top of the chat before select-all). Not a link, not a summary</w:t>
       </w:r>
     </w:p>
     <w:p>
@@ -2268,7 +2268,7 @@
               <w:rPr>
                 <w:sz w:val="19"/>
               </w:rPr>
-              <w:t xml:space="preserve"> — attached as the second file in this submission (.docx or .pdf, whole chat pasted from the top). Write the filename here</w:t>
+              <w:t xml:space="preserve"> — attached as the second file in this submission (.docx, whole chat pasted from the top). Write the filename here</w:t>
             </w:r>
           </w:p>
         </w:tc>
